--- a/PW1/Atividade 02 - Tipográfia Alunos.docx
+++ b/PW1/Atividade 02 - Tipográfia Alunos.docx
@@ -355,15 +355,7 @@
           <w:color w:val="001D35"/>
           <w:shd w:val="clear" w:color="auto" w:fill="D3E3FD"/>
         </w:rPr>
-        <w:t>S</w:t>
-      </w:r>
-      <w:r>
-        <w:rPr>
-          <w:rFonts w:ascii="Calibri" w:hAnsi="Calibri" w:cs="Calibri"/>
-          <w:color w:val="001D35"/>
-          <w:shd w:val="clear" w:color="auto" w:fill="D3E3FD"/>
-        </w:rPr>
-        <w:t>ão tipografias modernas e limpas, caracterizadas pela ausência de pequenos traços ou "pés" nas extremidades das letras</w:t>
+        <w:t>São tipografias modernas e limpas, caracterizadas pela ausência de pequenos traços ou "pés" nas extremidades das letras</w:t>
       </w:r>
     </w:p>
     <w:p>
@@ -495,15 +487,7 @@
           <w:rFonts w:ascii="Calibri" w:hAnsi="Calibri" w:cs="Calibri"/>
           <w:color w:val="001D35"/>
         </w:rPr>
-        <w:t>Helvetica, Arial, </w:t>
-      </w:r>
-      <w:r>
-        <w:rPr>
-          <w:rStyle w:val="Forte"/>
-          <w:rFonts w:ascii="Calibri" w:hAnsi="Calibri" w:cs="Calibri"/>
-          <w:color w:val="001D35"/>
-        </w:rPr>
-        <w:t>Futura</w:t>
+        <w:t>Helvetica, Arial, Futura</w:t>
       </w:r>
     </w:p>
     <w:p>
@@ -1047,18 +1031,7 @@
           <w:color w:val="0A0A0A"/>
           <w:shd w:val="clear" w:color="auto" w:fill="E5EDFF"/>
         </w:rPr>
-        <w:t>alto impacto visual</w:t>
-      </w:r>
-      <w:r>
-        <w:rPr>
-          <w:rStyle w:val="n9q8lc"/>
-          <w:rFonts w:ascii="Calibri" w:hAnsi="Calibri" w:cs="Calibri"/>
-          <w:b/>
-          <w:bCs/>
-          <w:color w:val="0A0A0A"/>
-          <w:shd w:val="clear" w:color="auto" w:fill="E5EDFF"/>
-        </w:rPr>
-        <w:t>, Titulos e manchetes, logotipo e branding</w:t>
+        <w:t>alto impacto visual, Titulos e manchetes, logotipo e branding</w:t>
       </w:r>
     </w:p>
     <w:p>
@@ -1809,6 +1782,236 @@
           <w:szCs w:val="28"/>
         </w:rPr>
       </w:pPr>
+      <w:r>
+        <w:rPr>
+          <w:sz w:val="28"/>
+          <w:szCs w:val="28"/>
+        </w:rPr>
+        <w:t xml:space="preserve">Fonte que transmite uma estética organizada e limpa </w:t>
+      </w:r>
+    </w:p>
+    <w:p>
+      <w:pPr>
+        <w:pStyle w:val="PargrafodaLista"/>
+        <w:numPr>
+          <w:ilvl w:val="0"/>
+          <w:numId w:val="17"/>
+        </w:numPr>
+        <w:rPr>
+          <w:sz w:val="28"/>
+          <w:szCs w:val="28"/>
+        </w:rPr>
+      </w:pPr>
+      <w:r>
+        <w:rPr>
+          <w:sz w:val="28"/>
+          <w:szCs w:val="28"/>
+        </w:rPr>
+        <w:t>Documentação técnica e editores de código</w:t>
+      </w:r>
+    </w:p>
+    <w:p>
+      <w:pPr>
+        <w:pStyle w:val="PargrafodaLista"/>
+        <w:numPr>
+          <w:ilvl w:val="0"/>
+          <w:numId w:val="17"/>
+        </w:numPr>
+        <w:rPr>
+          <w:sz w:val="28"/>
+          <w:szCs w:val="28"/>
+        </w:rPr>
+      </w:pPr>
+      <w:r>
+        <w:rPr>
+          <w:sz w:val="28"/>
+          <w:szCs w:val="28"/>
+        </w:rPr>
+        <w:t xml:space="preserve">Documentos formais, titulos e manchetes </w:t>
+      </w:r>
+    </w:p>
+    <w:p>
+      <w:pPr>
+        <w:pStyle w:val="PargrafodaLista"/>
+        <w:numPr>
+          <w:ilvl w:val="0"/>
+          <w:numId w:val="14"/>
+        </w:numPr>
+        <w:rPr>
+          <w:sz w:val="28"/>
+          <w:szCs w:val="28"/>
+        </w:rPr>
+      </w:pPr>
+      <w:r>
+        <w:rPr>
+          <w:sz w:val="28"/>
+          <w:szCs w:val="28"/>
+        </w:rPr>
+        <w:t>Fonte script</w:t>
+      </w:r>
+      <w:r>
+        <w:rPr>
+          <w:sz w:val="52"/>
+          <w:szCs w:val="52"/>
+        </w:rPr>
+        <w:t>:</w:t>
+      </w:r>
+      <w:r>
+        <w:rPr>
+          <w:rFonts w:ascii="Palace Script MT" w:hAnsi="Palace Script MT"/>
+          <w:sz w:val="52"/>
+          <w:szCs w:val="52"/>
+        </w:rPr>
+        <w:t>” design também comunica”</w:t>
+      </w:r>
+    </w:p>
+    <w:p>
+      <w:pPr>
+        <w:pStyle w:val="PargrafodaLista"/>
+        <w:numPr>
+          <w:ilvl w:val="0"/>
+          <w:numId w:val="18"/>
+        </w:numPr>
+        <w:rPr>
+          <w:sz w:val="28"/>
+          <w:szCs w:val="28"/>
+        </w:rPr>
+      </w:pPr>
+      <w:r>
+        <w:rPr>
+          <w:sz w:val="28"/>
+          <w:szCs w:val="28"/>
+        </w:rPr>
+        <w:t xml:space="preserve">Transmite elegância, sofisticação </w:t>
+      </w:r>
+    </w:p>
+    <w:p>
+      <w:pPr>
+        <w:pStyle w:val="PargrafodaLista"/>
+        <w:numPr>
+          <w:ilvl w:val="0"/>
+          <w:numId w:val="18"/>
+        </w:numPr>
+        <w:rPr>
+          <w:sz w:val="28"/>
+          <w:szCs w:val="28"/>
+        </w:rPr>
+      </w:pPr>
+      <w:r>
+        <w:rPr>
+          <w:sz w:val="28"/>
+          <w:szCs w:val="28"/>
+        </w:rPr>
+        <w:t>Utilizar em titulos, logotipos, convites etc</w:t>
+      </w:r>
+    </w:p>
+    <w:p>
+      <w:pPr>
+        <w:pStyle w:val="PargrafodaLista"/>
+        <w:numPr>
+          <w:ilvl w:val="0"/>
+          <w:numId w:val="18"/>
+        </w:numPr>
+        <w:rPr>
+          <w:sz w:val="28"/>
+          <w:szCs w:val="28"/>
+        </w:rPr>
+      </w:pPr>
+      <w:r>
+        <w:rPr>
+          <w:sz w:val="28"/>
+          <w:szCs w:val="28"/>
+        </w:rPr>
+        <w:t xml:space="preserve">Curriculos, textos longos e corpo de texto </w:t>
+      </w:r>
+    </w:p>
+    <w:p>
+      <w:pPr>
+        <w:pStyle w:val="PargrafodaLista"/>
+        <w:numPr>
+          <w:ilvl w:val="0"/>
+          <w:numId w:val="14"/>
+        </w:numPr>
+        <w:rPr>
+          <w:sz w:val="28"/>
+          <w:szCs w:val="28"/>
+        </w:rPr>
+      </w:pPr>
+      <w:r>
+        <w:rPr>
+          <w:sz w:val="28"/>
+          <w:szCs w:val="28"/>
+        </w:rPr>
+        <w:t xml:space="preserve">Fontes display: </w:t>
+      </w:r>
+      <w:r>
+        <w:rPr>
+          <w:rFonts w:ascii="Arial Black" w:hAnsi="Arial Black"/>
+          <w:sz w:val="28"/>
+          <w:szCs w:val="28"/>
+        </w:rPr>
+        <w:t>“ design também comunica”</w:t>
+      </w:r>
+    </w:p>
+    <w:p>
+      <w:pPr>
+        <w:pStyle w:val="PargrafodaLista"/>
+        <w:numPr>
+          <w:ilvl w:val="0"/>
+          <w:numId w:val="19"/>
+        </w:numPr>
+        <w:rPr>
+          <w:sz w:val="28"/>
+          <w:szCs w:val="28"/>
+        </w:rPr>
+      </w:pPr>
+      <w:r>
+        <w:rPr>
+          <w:sz w:val="28"/>
+          <w:szCs w:val="28"/>
+        </w:rPr>
+        <w:t>Transmite impacto, humor</w:t>
+      </w:r>
+    </w:p>
+    <w:p>
+      <w:pPr>
+        <w:pStyle w:val="PargrafodaLista"/>
+        <w:numPr>
+          <w:ilvl w:val="0"/>
+          <w:numId w:val="19"/>
+        </w:numPr>
+        <w:rPr>
+          <w:sz w:val="28"/>
+          <w:szCs w:val="28"/>
+        </w:rPr>
+      </w:pPr>
+      <w:r>
+        <w:rPr>
+          <w:sz w:val="28"/>
+          <w:szCs w:val="28"/>
+        </w:rPr>
+        <w:t xml:space="preserve">Titulos, logotios </w:t>
+      </w:r>
+    </w:p>
+    <w:p>
+      <w:pPr>
+        <w:pStyle w:val="PargrafodaLista"/>
+        <w:numPr>
+          <w:ilvl w:val="0"/>
+          <w:numId w:val="19"/>
+        </w:numPr>
+        <w:rPr>
+          <w:sz w:val="28"/>
+          <w:szCs w:val="28"/>
+        </w:rPr>
+      </w:pPr>
+      <w:r>
+        <w:rPr>
+          <w:sz w:val="28"/>
+          <w:szCs w:val="28"/>
+        </w:rPr>
+        <w:t>Textos longos</w:t>
+      </w:r>
       <w:bookmarkStart w:id="0" w:name="_GoBack"/>
       <w:bookmarkEnd w:id="0"/>
     </w:p>
@@ -2682,6 +2885,119 @@
     </w:lvl>
   </w:abstractNum>
   <w:abstractNum w:abstractNumId="5" w15:restartNumberingAfterBreak="0">
+    <w:nsid w:val="0BF611C9"/>
+    <w:multiLevelType w:val="hybridMultilevel"/>
+    <w:tmpl w:val="F4C86486"/>
+    <w:lvl w:ilvl="0" w:tplc="04160001">
+      <w:start w:val="1"/>
+      <w:numFmt w:val="bullet"/>
+      <w:lvlText w:val=""/>
+      <w:lvlJc w:val="left"/>
+      <w:pPr>
+        <w:ind w:left="2880" w:hanging="360"/>
+      </w:pPr>
+      <w:rPr>
+        <w:rFonts w:ascii="Symbol" w:hAnsi="Symbol" w:hint="default"/>
+      </w:rPr>
+    </w:lvl>
+    <w:lvl w:ilvl="1" w:tplc="04160003" w:tentative="1">
+      <w:start w:val="1"/>
+      <w:numFmt w:val="bullet"/>
+      <w:lvlText w:val="o"/>
+      <w:lvlJc w:val="left"/>
+      <w:pPr>
+        <w:ind w:left="3600" w:hanging="360"/>
+      </w:pPr>
+      <w:rPr>
+        <w:rFonts w:ascii="Courier New" w:hAnsi="Courier New" w:cs="Courier New" w:hint="default"/>
+      </w:rPr>
+    </w:lvl>
+    <w:lvl w:ilvl="2" w:tplc="04160005" w:tentative="1">
+      <w:start w:val="1"/>
+      <w:numFmt w:val="bullet"/>
+      <w:lvlText w:val=""/>
+      <w:lvlJc w:val="left"/>
+      <w:pPr>
+        <w:ind w:left="4320" w:hanging="360"/>
+      </w:pPr>
+      <w:rPr>
+        <w:rFonts w:ascii="Wingdings" w:hAnsi="Wingdings" w:hint="default"/>
+      </w:rPr>
+    </w:lvl>
+    <w:lvl w:ilvl="3" w:tplc="04160001" w:tentative="1">
+      <w:start w:val="1"/>
+      <w:numFmt w:val="bullet"/>
+      <w:lvlText w:val=""/>
+      <w:lvlJc w:val="left"/>
+      <w:pPr>
+        <w:ind w:left="5040" w:hanging="360"/>
+      </w:pPr>
+      <w:rPr>
+        <w:rFonts w:ascii="Symbol" w:hAnsi="Symbol" w:hint="default"/>
+      </w:rPr>
+    </w:lvl>
+    <w:lvl w:ilvl="4" w:tplc="04160003" w:tentative="1">
+      <w:start w:val="1"/>
+      <w:numFmt w:val="bullet"/>
+      <w:lvlText w:val="o"/>
+      <w:lvlJc w:val="left"/>
+      <w:pPr>
+        <w:ind w:left="5760" w:hanging="360"/>
+      </w:pPr>
+      <w:rPr>
+        <w:rFonts w:ascii="Courier New" w:hAnsi="Courier New" w:cs="Courier New" w:hint="default"/>
+      </w:rPr>
+    </w:lvl>
+    <w:lvl w:ilvl="5" w:tplc="04160005" w:tentative="1">
+      <w:start w:val="1"/>
+      <w:numFmt w:val="bullet"/>
+      <w:lvlText w:val=""/>
+      <w:lvlJc w:val="left"/>
+      <w:pPr>
+        <w:ind w:left="6480" w:hanging="360"/>
+      </w:pPr>
+      <w:rPr>
+        <w:rFonts w:ascii="Wingdings" w:hAnsi="Wingdings" w:hint="default"/>
+      </w:rPr>
+    </w:lvl>
+    <w:lvl w:ilvl="6" w:tplc="04160001" w:tentative="1">
+      <w:start w:val="1"/>
+      <w:numFmt w:val="bullet"/>
+      <w:lvlText w:val=""/>
+      <w:lvlJc w:val="left"/>
+      <w:pPr>
+        <w:ind w:left="7200" w:hanging="360"/>
+      </w:pPr>
+      <w:rPr>
+        <w:rFonts w:ascii="Symbol" w:hAnsi="Symbol" w:hint="default"/>
+      </w:rPr>
+    </w:lvl>
+    <w:lvl w:ilvl="7" w:tplc="04160003" w:tentative="1">
+      <w:start w:val="1"/>
+      <w:numFmt w:val="bullet"/>
+      <w:lvlText w:val="o"/>
+      <w:lvlJc w:val="left"/>
+      <w:pPr>
+        <w:ind w:left="7920" w:hanging="360"/>
+      </w:pPr>
+      <w:rPr>
+        <w:rFonts w:ascii="Courier New" w:hAnsi="Courier New" w:cs="Courier New" w:hint="default"/>
+      </w:rPr>
+    </w:lvl>
+    <w:lvl w:ilvl="8" w:tplc="04160005" w:tentative="1">
+      <w:start w:val="1"/>
+      <w:numFmt w:val="bullet"/>
+      <w:lvlText w:val=""/>
+      <w:lvlJc w:val="left"/>
+      <w:pPr>
+        <w:ind w:left="8640" w:hanging="360"/>
+      </w:pPr>
+      <w:rPr>
+        <w:rFonts w:ascii="Wingdings" w:hAnsi="Wingdings" w:hint="default"/>
+      </w:rPr>
+    </w:lvl>
+  </w:abstractNum>
+  <w:abstractNum w:abstractNumId="6" w15:restartNumberingAfterBreak="0">
     <w:nsid w:val="0EAC0546"/>
     <w:multiLevelType w:val="multilevel"/>
     <w:tmpl w:val="0DC20874"/>
@@ -2830,7 +3146,7 @@
       </w:rPr>
     </w:lvl>
   </w:abstractNum>
-  <w:abstractNum w:abstractNumId="6" w15:restartNumberingAfterBreak="0">
+  <w:abstractNum w:abstractNumId="7" w15:restartNumberingAfterBreak="0">
     <w:nsid w:val="14AE7A4F"/>
     <w:multiLevelType w:val="multilevel"/>
     <w:tmpl w:val="FF6EC754"/>
@@ -2979,7 +3295,7 @@
       </w:rPr>
     </w:lvl>
   </w:abstractNum>
-  <w:abstractNum w:abstractNumId="7" w15:restartNumberingAfterBreak="0">
+  <w:abstractNum w:abstractNumId="8" w15:restartNumberingAfterBreak="0">
     <w:nsid w:val="14B21B6A"/>
     <w:multiLevelType w:val="multilevel"/>
     <w:tmpl w:val="C2ACD89C"/>
@@ -3128,7 +3444,7 @@
       </w:rPr>
     </w:lvl>
   </w:abstractNum>
-  <w:abstractNum w:abstractNumId="8" w15:restartNumberingAfterBreak="0">
+  <w:abstractNum w:abstractNumId="9" w15:restartNumberingAfterBreak="0">
     <w:nsid w:val="19300A27"/>
     <w:multiLevelType w:val="multilevel"/>
     <w:tmpl w:val="376A4076"/>
@@ -3277,7 +3593,7 @@
       </w:rPr>
     </w:lvl>
   </w:abstractNum>
-  <w:abstractNum w:abstractNumId="9" w15:restartNumberingAfterBreak="0">
+  <w:abstractNum w:abstractNumId="10" w15:restartNumberingAfterBreak="0">
     <w:nsid w:val="23DB4EC4"/>
     <w:multiLevelType w:val="multilevel"/>
     <w:tmpl w:val="D0389368"/>
@@ -3426,7 +3742,7 @@
       </w:rPr>
     </w:lvl>
   </w:abstractNum>
-  <w:abstractNum w:abstractNumId="10" w15:restartNumberingAfterBreak="0">
+  <w:abstractNum w:abstractNumId="11" w15:restartNumberingAfterBreak="0">
     <w:nsid w:val="250908B5"/>
     <w:multiLevelType w:val="multilevel"/>
     <w:tmpl w:val="4B0A3D8C"/>
@@ -3575,7 +3891,7 @@
       </w:rPr>
     </w:lvl>
   </w:abstractNum>
-  <w:abstractNum w:abstractNumId="11" w15:restartNumberingAfterBreak="0">
+  <w:abstractNum w:abstractNumId="12" w15:restartNumberingAfterBreak="0">
     <w:nsid w:val="37BB3C95"/>
     <w:multiLevelType w:val="multilevel"/>
     <w:tmpl w:val="CF629986"/>
@@ -3724,7 +4040,120 @@
       </w:rPr>
     </w:lvl>
   </w:abstractNum>
-  <w:abstractNum w:abstractNumId="12" w15:restartNumberingAfterBreak="0">
+  <w:abstractNum w:abstractNumId="13" w15:restartNumberingAfterBreak="0">
+    <w:nsid w:val="447E6978"/>
+    <w:multiLevelType w:val="hybridMultilevel"/>
+    <w:tmpl w:val="F02A2354"/>
+    <w:lvl w:ilvl="0" w:tplc="04160001">
+      <w:start w:val="1"/>
+      <w:numFmt w:val="bullet"/>
+      <w:lvlText w:val=""/>
+      <w:lvlJc w:val="left"/>
+      <w:pPr>
+        <w:ind w:left="2880" w:hanging="360"/>
+      </w:pPr>
+      <w:rPr>
+        <w:rFonts w:ascii="Symbol" w:hAnsi="Symbol" w:hint="default"/>
+      </w:rPr>
+    </w:lvl>
+    <w:lvl w:ilvl="1" w:tplc="04160003" w:tentative="1">
+      <w:start w:val="1"/>
+      <w:numFmt w:val="bullet"/>
+      <w:lvlText w:val="o"/>
+      <w:lvlJc w:val="left"/>
+      <w:pPr>
+        <w:ind w:left="3600" w:hanging="360"/>
+      </w:pPr>
+      <w:rPr>
+        <w:rFonts w:ascii="Courier New" w:hAnsi="Courier New" w:cs="Courier New" w:hint="default"/>
+      </w:rPr>
+    </w:lvl>
+    <w:lvl w:ilvl="2" w:tplc="04160005" w:tentative="1">
+      <w:start w:val="1"/>
+      <w:numFmt w:val="bullet"/>
+      <w:lvlText w:val=""/>
+      <w:lvlJc w:val="left"/>
+      <w:pPr>
+        <w:ind w:left="4320" w:hanging="360"/>
+      </w:pPr>
+      <w:rPr>
+        <w:rFonts w:ascii="Wingdings" w:hAnsi="Wingdings" w:hint="default"/>
+      </w:rPr>
+    </w:lvl>
+    <w:lvl w:ilvl="3" w:tplc="04160001" w:tentative="1">
+      <w:start w:val="1"/>
+      <w:numFmt w:val="bullet"/>
+      <w:lvlText w:val=""/>
+      <w:lvlJc w:val="left"/>
+      <w:pPr>
+        <w:ind w:left="5040" w:hanging="360"/>
+      </w:pPr>
+      <w:rPr>
+        <w:rFonts w:ascii="Symbol" w:hAnsi="Symbol" w:hint="default"/>
+      </w:rPr>
+    </w:lvl>
+    <w:lvl w:ilvl="4" w:tplc="04160003" w:tentative="1">
+      <w:start w:val="1"/>
+      <w:numFmt w:val="bullet"/>
+      <w:lvlText w:val="o"/>
+      <w:lvlJc w:val="left"/>
+      <w:pPr>
+        <w:ind w:left="5760" w:hanging="360"/>
+      </w:pPr>
+      <w:rPr>
+        <w:rFonts w:ascii="Courier New" w:hAnsi="Courier New" w:cs="Courier New" w:hint="default"/>
+      </w:rPr>
+    </w:lvl>
+    <w:lvl w:ilvl="5" w:tplc="04160005" w:tentative="1">
+      <w:start w:val="1"/>
+      <w:numFmt w:val="bullet"/>
+      <w:lvlText w:val=""/>
+      <w:lvlJc w:val="left"/>
+      <w:pPr>
+        <w:ind w:left="6480" w:hanging="360"/>
+      </w:pPr>
+      <w:rPr>
+        <w:rFonts w:ascii="Wingdings" w:hAnsi="Wingdings" w:hint="default"/>
+      </w:rPr>
+    </w:lvl>
+    <w:lvl w:ilvl="6" w:tplc="04160001" w:tentative="1">
+      <w:start w:val="1"/>
+      <w:numFmt w:val="bullet"/>
+      <w:lvlText w:val=""/>
+      <w:lvlJc w:val="left"/>
+      <w:pPr>
+        <w:ind w:left="7200" w:hanging="360"/>
+      </w:pPr>
+      <w:rPr>
+        <w:rFonts w:ascii="Symbol" w:hAnsi="Symbol" w:hint="default"/>
+      </w:rPr>
+    </w:lvl>
+    <w:lvl w:ilvl="7" w:tplc="04160003" w:tentative="1">
+      <w:start w:val="1"/>
+      <w:numFmt w:val="bullet"/>
+      <w:lvlText w:val="o"/>
+      <w:lvlJc w:val="left"/>
+      <w:pPr>
+        <w:ind w:left="7920" w:hanging="360"/>
+      </w:pPr>
+      <w:rPr>
+        <w:rFonts w:ascii="Courier New" w:hAnsi="Courier New" w:cs="Courier New" w:hint="default"/>
+      </w:rPr>
+    </w:lvl>
+    <w:lvl w:ilvl="8" w:tplc="04160005" w:tentative="1">
+      <w:start w:val="1"/>
+      <w:numFmt w:val="bullet"/>
+      <w:lvlText w:val=""/>
+      <w:lvlJc w:val="left"/>
+      <w:pPr>
+        <w:ind w:left="8640" w:hanging="360"/>
+      </w:pPr>
+      <w:rPr>
+        <w:rFonts w:ascii="Wingdings" w:hAnsi="Wingdings" w:hint="default"/>
+      </w:rPr>
+    </w:lvl>
+  </w:abstractNum>
+  <w:abstractNum w:abstractNumId="14" w15:restartNumberingAfterBreak="0">
     <w:nsid w:val="6B3B09CA"/>
     <w:multiLevelType w:val="hybridMultilevel"/>
     <w:tmpl w:val="23B0A432"/>
@@ -3837,7 +4266,7 @@
       </w:rPr>
     </w:lvl>
   </w:abstractNum>
-  <w:abstractNum w:abstractNumId="13" w15:restartNumberingAfterBreak="0">
+  <w:abstractNum w:abstractNumId="15" w15:restartNumberingAfterBreak="0">
     <w:nsid w:val="6E46541C"/>
     <w:multiLevelType w:val="multilevel"/>
     <w:tmpl w:val="F45888F8"/>
@@ -3986,7 +4415,7 @@
       </w:rPr>
     </w:lvl>
   </w:abstractNum>
-  <w:abstractNum w:abstractNumId="14" w15:restartNumberingAfterBreak="0">
+  <w:abstractNum w:abstractNumId="16" w15:restartNumberingAfterBreak="0">
     <w:nsid w:val="71900464"/>
     <w:multiLevelType w:val="hybridMultilevel"/>
     <w:tmpl w:val="5184C452"/>
@@ -4099,7 +4528,7 @@
       </w:rPr>
     </w:lvl>
   </w:abstractNum>
-  <w:abstractNum w:abstractNumId="15" w15:restartNumberingAfterBreak="0">
+  <w:abstractNum w:abstractNumId="17" w15:restartNumberingAfterBreak="0">
     <w:nsid w:val="79C07E99"/>
     <w:multiLevelType w:val="multilevel"/>
     <w:tmpl w:val="0968380E"/>
@@ -4216,10 +4645,10 @@
       </w:pPr>
     </w:lvl>
   </w:abstractNum>
-  <w:abstractNum w:abstractNumId="16" w15:restartNumberingAfterBreak="0">
+  <w:abstractNum w:abstractNumId="18" w15:restartNumberingAfterBreak="0">
     <w:nsid w:val="7D9C0D4A"/>
     <w:multiLevelType w:val="hybridMultilevel"/>
-    <w:tmpl w:val="443ABB4A"/>
+    <w:tmpl w:val="A33EFBA4"/>
     <w:lvl w:ilvl="0" w:tplc="0416000F">
       <w:start w:val="1"/>
       <w:numFmt w:val="decimal"/>
@@ -4309,49 +4738,55 @@
     <w:abstractNumId w:val="0"/>
   </w:num>
   <w:num w:numId="3">
-    <w:abstractNumId w:val="5"/>
+    <w:abstractNumId w:val="6"/>
   </w:num>
   <w:num w:numId="4">
-    <w:abstractNumId w:val="10"/>
+    <w:abstractNumId w:val="11"/>
   </w:num>
   <w:num w:numId="5">
-    <w:abstractNumId w:val="11"/>
+    <w:abstractNumId w:val="12"/>
   </w:num>
   <w:num w:numId="6">
-    <w:abstractNumId w:val="13"/>
+    <w:abstractNumId w:val="15"/>
   </w:num>
   <w:num w:numId="7">
     <w:abstractNumId w:val="4"/>
   </w:num>
   <w:num w:numId="8">
+    <w:abstractNumId w:val="10"/>
+  </w:num>
+  <w:num w:numId="9">
     <w:abstractNumId w:val="9"/>
   </w:num>
-  <w:num w:numId="9">
-    <w:abstractNumId w:val="8"/>
-  </w:num>
   <w:num w:numId="10">
-    <w:abstractNumId w:val="6"/>
+    <w:abstractNumId w:val="7"/>
   </w:num>
   <w:num w:numId="11">
-    <w:abstractNumId w:val="15"/>
+    <w:abstractNumId w:val="17"/>
   </w:num>
   <w:num w:numId="12">
     <w:abstractNumId w:val="3"/>
   </w:num>
   <w:num w:numId="13">
-    <w:abstractNumId w:val="7"/>
+    <w:abstractNumId w:val="8"/>
   </w:num>
   <w:num w:numId="14">
-    <w:abstractNumId w:val="16"/>
+    <w:abstractNumId w:val="18"/>
   </w:num>
   <w:num w:numId="15">
-    <w:abstractNumId w:val="12"/>
+    <w:abstractNumId w:val="14"/>
   </w:num>
   <w:num w:numId="16">
     <w:abstractNumId w:val="2"/>
   </w:num>
   <w:num w:numId="17">
-    <w:abstractNumId w:val="14"/>
+    <w:abstractNumId w:val="16"/>
+  </w:num>
+  <w:num w:numId="18">
+    <w:abstractNumId w:val="13"/>
+  </w:num>
+  <w:num w:numId="19">
+    <w:abstractNumId w:val="5"/>
   </w:num>
 </w:numbering>
 </file>

--- a/PW1/Atividade 02 - Tipográfia Alunos.docx
+++ b/PW1/Atividade 02 - Tipográfia Alunos.docx
@@ -838,7 +838,7 @@
           <w:szCs w:val="24"/>
         </w:rPr>
       </w:pPr>
-      <w:hyperlink r:id="rId5" w:history="1">
+      <w:hyperlink r:id="rId6" w:history="1">
         <w:r>
           <w:rPr>
             <w:rStyle w:val="Hyperlink"/>
@@ -855,7 +855,7 @@
         </w:rPr>
         <w:t> (fluida), Hamster Script (ousada/pincel), </w:t>
       </w:r>
-      <w:hyperlink r:id="rId6" w:history="1">
+      <w:hyperlink r:id="rId7" w:history="1">
         <w:r>
           <w:rPr>
             <w:rStyle w:val="Hyperlink"/>
@@ -1113,7 +1113,7 @@
         </w:rPr>
         <w:t> </w:t>
       </w:r>
-      <w:hyperlink r:id="rId7" w:tgtFrame="_blank" w:history="1">
+      <w:hyperlink r:id="rId8" w:tgtFrame="_blank" w:history="1">
         <w:r>
           <w:rPr>
             <w:rFonts w:ascii="Calibri" w:eastAsia="Times New Roman" w:hAnsi="Calibri" w:cs="Calibri"/>
@@ -1140,7 +1140,7 @@
         </w:rPr>
         <w:t>, </w:t>
       </w:r>
-      <w:hyperlink r:id="rId8" w:tgtFrame="_blank" w:history="1">
+      <w:hyperlink r:id="rId9" w:tgtFrame="_blank" w:history="1">
         <w:r>
           <w:rPr>
             <w:rFonts w:ascii="Calibri" w:eastAsia="Times New Roman" w:hAnsi="Calibri" w:cs="Calibri"/>
@@ -1212,7 +1212,7 @@
         </w:rPr>
         <w:t> </w:t>
       </w:r>
-      <w:hyperlink r:id="rId9" w:tgtFrame="_blank" w:history="1">
+      <w:hyperlink r:id="rId10" w:tgtFrame="_blank" w:history="1">
         <w:r>
           <w:rPr>
             <w:rFonts w:ascii="Calibri" w:eastAsia="Times New Roman" w:hAnsi="Calibri" w:cs="Calibri"/>
@@ -1284,7 +1284,7 @@
         </w:rPr>
         <w:t> </w:t>
       </w:r>
-      <w:hyperlink r:id="rId10" w:tgtFrame="_blank" w:history="1">
+      <w:hyperlink r:id="rId11" w:tgtFrame="_blank" w:history="1">
         <w:r>
           <w:rPr>
             <w:rFonts w:ascii="Calibri" w:eastAsia="Times New Roman" w:hAnsi="Calibri" w:cs="Calibri"/>
@@ -1356,7 +1356,7 @@
         </w:rPr>
         <w:t> Sigurd Light, </w:t>
       </w:r>
-      <w:hyperlink r:id="rId11" w:tgtFrame="_blank" w:history="1">
+      <w:hyperlink r:id="rId12" w:tgtFrame="_blank" w:history="1">
         <w:r>
           <w:rPr>
             <w:rFonts w:ascii="Calibri" w:eastAsia="Times New Roman" w:hAnsi="Calibri" w:cs="Calibri"/>
@@ -1759,7 +1759,7 @@
           <w:szCs w:val="28"/>
         </w:rPr>
         <w:lastRenderedPageBreak/>
-        <w:t xml:space="preserve">Fonte monoespaçadas: </w:t>
+        <w:t>Fonte monoespaçadas</w:t>
       </w:r>
       <w:r>
         <w:rPr>
@@ -1767,7 +1767,30 @@
           <w:sz w:val="28"/>
           <w:szCs w:val="28"/>
         </w:rPr>
-        <w:t>“design também comunica”</w:t>
+        <w:t xml:space="preserve"> </w:t>
+      </w:r>
+      <w:r>
+        <w:rPr>
+          <w:rFonts w:ascii="Consolas" w:hAnsi="Consolas"/>
+          <w:sz w:val="28"/>
+          <w:szCs w:val="28"/>
+        </w:rPr>
+        <w:t>design também comunica”</w:t>
+      </w:r>
+      <w:r>
+        <w:rPr>
+          <w:sz w:val="28"/>
+          <w:szCs w:val="28"/>
+        </w:rPr>
+        <w:t xml:space="preserve">: </w:t>
+      </w:r>
+      <w:r>
+        <w:rPr>
+          <w:rFonts w:ascii="Consolas" w:hAnsi="Consolas"/>
+          <w:sz w:val="28"/>
+          <w:szCs w:val="28"/>
+        </w:rPr>
+        <w:t>“</w:t>
       </w:r>
     </w:p>
     <w:p>
@@ -2012,8 +2035,6 @@
         </w:rPr>
         <w:t>Textos longos</w:t>
       </w:r>
-      <w:bookmarkStart w:id="0" w:name="_GoBack"/>
-      <w:bookmarkEnd w:id="0"/>
     </w:p>
     <w:p>
       <w:pPr>
@@ -2159,8 +2180,85 @@
           <w:sz w:val="24"/>
           <w:szCs w:val="24"/>
         </w:rPr>
-        <w:t>Uma pequena simulação de código usando fonte Monoespaçada</w:t>
-      </w:r>
+        <w:t>U</w:t>
+      </w:r>
+      <w:bookmarkStart w:id="0" w:name="_GoBack"/>
+      <w:bookmarkEnd w:id="0"/>
+      <w:r>
+        <w:rPr>
+          <w:sz w:val="24"/>
+          <w:szCs w:val="24"/>
+        </w:rPr>
+        <w:t>ma pequena simulação de código usando fonte Monoespaçada</w:t>
+      </w:r>
+    </w:p>
+    <w:p>
+      <w:pPr>
+        <w:ind w:left="720"/>
+        <w:rPr>
+          <w:sz w:val="24"/>
+          <w:szCs w:val="24"/>
+        </w:rPr>
+      </w:pPr>
+      <w:r>
+        <w:rPr>
+          <w:noProof/>
+          <w:sz w:val="24"/>
+          <w:szCs w:val="24"/>
+          <w:lang w:eastAsia="pt-BR"/>
+        </w:rPr>
+        <w:lastRenderedPageBreak/>
+        <w:drawing>
+          <wp:inline distT="0" distB="0" distL="0" distR="0" wp14:anchorId="74A38BED" wp14:editId="171B949C">
+            <wp:extent cx="5400040" cy="2898775"/>
+            <wp:effectExtent l="0" t="0" r="0" b="0"/>
+            <wp:docPr id="1" name="Imagem 1"/>
+            <wp:cNvGraphicFramePr>
+              <a:graphicFrameLocks xmlns:a="http://schemas.openxmlformats.org/drawingml/2006/main" noChangeAspect="1"/>
+            </wp:cNvGraphicFramePr>
+            <a:graphic xmlns:a="http://schemas.openxmlformats.org/drawingml/2006/main">
+              <a:graphicData uri="http://schemas.openxmlformats.org/drawingml/2006/picture">
+                <pic:pic xmlns:pic="http://schemas.openxmlformats.org/drawingml/2006/picture">
+                  <pic:nvPicPr>
+                    <pic:cNvPr id="1" name="Captura de tela 2026-04-02 123026.png"/>
+                    <pic:cNvPicPr/>
+                  </pic:nvPicPr>
+                  <pic:blipFill>
+                    <a:blip r:embed="rId13">
+                      <a:extLst>
+                        <a:ext uri="{28A0092B-C50C-407E-A947-70E740481C1C}">
+                          <a14:useLocalDpi xmlns:a14="http://schemas.microsoft.com/office/drawing/2010/main" val="0"/>
+                        </a:ext>
+                      </a:extLst>
+                    </a:blip>
+                    <a:stretch>
+                      <a:fillRect/>
+                    </a:stretch>
+                  </pic:blipFill>
+                  <pic:spPr>
+                    <a:xfrm>
+                      <a:off x="0" y="0"/>
+                      <a:ext cx="5400040" cy="2898775"/>
+                    </a:xfrm>
+                    <a:prstGeom prst="rect">
+                      <a:avLst/>
+                    </a:prstGeom>
+                  </pic:spPr>
+                </pic:pic>
+              </a:graphicData>
+            </a:graphic>
+          </wp:inline>
+        </w:drawing>
+      </w:r>
+    </w:p>
+    <w:p>
+      <w:pPr>
+        <w:ind w:left="720"/>
+        <w:rPr>
+          <w:sz w:val="24"/>
+          <w:szCs w:val="24"/>
+        </w:rPr>
+      </w:pPr>
     </w:p>
     <w:p/>
     <w:sectPr>
@@ -6003,4 +6101,16 @@
     </a:ext>
   </a:extLst>
 </a:theme>
+</file>
+
+<file path=customXml/item1.xml><?xml version="1.0" encoding="utf-8"?>
+<b:Sources xmlns:b="http://schemas.openxmlformats.org/officeDocument/2006/bibliography" xmlns="http://schemas.openxmlformats.org/officeDocument/2006/bibliography" SelectedStyle="\APASixthEditionOfficeOnline.xsl" StyleName="APA" Version="6"/>
+</file>
+
+<file path=customXml/itemProps1.xml><?xml version="1.0" encoding="utf-8"?>
+<ds:datastoreItem xmlns:ds="http://schemas.openxmlformats.org/officeDocument/2006/customXml" ds:itemID="{9870635C-1482-45C1-9E2A-008AA5641BDF}">
+  <ds:schemaRefs>
+    <ds:schemaRef ds:uri="http://schemas.openxmlformats.org/officeDocument/2006/bibliography"/>
+  </ds:schemaRefs>
+</ds:datastoreItem>
 </file>